--- a/1С_Предприятие/практика 5.docx
+++ b/1С_Предприятие/практика 5.docx
@@ -1149,10 +1149,19 @@
       <w:r>
         <w:rPr>
           <w:rFonts w:ascii="Times New Roman" w:eastAsiaTheme="majorEastAsia" w:hAnsi="Times New Roman" w:cs="Times New Roman"/>
-          <w:sz w:val="28"/>
-          <w:szCs w:val="28"/>
-        </w:rPr>
-        <w:t xml:space="preserve">7) </w:t>
+          <w:b/>
+          <w:sz w:val="28"/>
+          <w:szCs w:val="28"/>
+        </w:rPr>
+        <w:t>Дополнительно:</w:t>
+      </w:r>
+      <w:r>
+        <w:rPr>
+          <w:rFonts w:ascii="Times New Roman" w:eastAsiaTheme="majorEastAsia" w:hAnsi="Times New Roman" w:cs="Times New Roman"/>
+          <w:sz w:val="28"/>
+          <w:szCs w:val="28"/>
+        </w:rPr>
+        <w:t xml:space="preserve"> </w:t>
       </w:r>
       <w:r>
         <w:rPr>
